--- a/docs/pitching rus.docx
+++ b/docs/pitching rus.docx
@@ -31,12 +31,21 @@
             </w:pPr>
             <w:r>
               <w:rPr>
+                <w:noProof/>
                 <w:lang w:val="en-US"/>
               </w:rPr>
               <w:drawing>
-                <wp:inline distT="0" distB="0" distL="0" distR="0" wp14:anchorId="4CD57A4B" wp14:editId="73010DA1">
+                <wp:anchor distT="0" distB="0" distL="114300" distR="114300" simplePos="0" relativeHeight="251658240" behindDoc="1" locked="0" layoutInCell="1" allowOverlap="1" wp14:anchorId="4CD57A4B" wp14:editId="4C4F7AC9">
+                  <wp:simplePos x="0" y="0"/>
+                  <wp:positionH relativeFrom="column">
+                    <wp:posOffset>117285</wp:posOffset>
+                  </wp:positionH>
+                  <wp:positionV relativeFrom="paragraph">
+                    <wp:posOffset>-2445</wp:posOffset>
+                  </wp:positionV>
                   <wp:extent cx="1228725" cy="928833"/>
                   <wp:effectExtent l="0" t="0" r="0" b="5080"/>
+                  <wp:wrapNone/>
                   <wp:docPr id="2003650967" name="Рисунок 1"/>
                   <wp:cNvGraphicFramePr>
                     <a:graphicFrameLocks xmlns:a="http://schemas.openxmlformats.org/drawingml/2006/main" noChangeAspect="1"/>
@@ -49,7 +58,13 @@
                           <pic:cNvPicPr/>
                         </pic:nvPicPr>
                         <pic:blipFill>
-                          <a:blip r:embed="rId5"/>
+                          <a:blip r:embed="rId5">
+                            <a:extLst>
+                              <a:ext uri="{28A0092B-C50C-407E-A947-70E740481C1C}">
+                                <a14:useLocalDpi xmlns:a14="http://schemas.microsoft.com/office/drawing/2010/main" val="0"/>
+                              </a:ext>
+                            </a:extLst>
+                          </a:blip>
                           <a:stretch>
                             <a:fillRect/>
                           </a:stretch>
@@ -57,7 +72,7 @@
                         <pic:spPr>
                           <a:xfrm>
                             <a:off x="0" y="0"/>
-                            <a:ext cx="1255898" cy="949374"/>
+                            <a:ext cx="1228725" cy="928833"/>
                           </a:xfrm>
                           <a:prstGeom prst="rect">
                             <a:avLst/>
@@ -66,7 +81,7 @@
                       </pic:pic>
                     </a:graphicData>
                   </a:graphic>
-                </wp:inline>
+                </wp:anchor>
               </w:drawing>
             </w:r>
           </w:p>
@@ -620,10 +635,7 @@
               </w:numPr>
             </w:pPr>
             <w:r>
-              <w:t>Снижение расходов на чаевые</w:t>
-            </w:r>
-            <w:r>
-              <w:t xml:space="preserve"> </w:t>
+              <w:t xml:space="preserve">Снижение расходов на чаевые </w:t>
             </w:r>
           </w:p>
           <w:p>
@@ -767,10 +779,7 @@
               </w:numPr>
             </w:pPr>
             <w:r>
-              <w:t>Поддержание в актуальном состоянии меню, блюд, цен, доступных тайм-слотов столов</w:t>
-            </w:r>
-            <w:r>
-              <w:t xml:space="preserve"> </w:t>
+              <w:t xml:space="preserve">Поддержание в актуальном состоянии меню, блюд, цен, доступных тайм-слотов столов </w:t>
             </w:r>
           </w:p>
           <w:p>
